--- a/bigmart/milestones/bigmart_milestone_2.docx
+++ b/bigmart/milestones/bigmart_milestone_2.docx
@@ -1,6 +1,6 @@
 
 <file path=word/document.xml><?xml version="1.0" encoding="utf-8"?>
-<w:document xmlns:wpc="http://schemas.microsoft.com/office/word/2010/wordprocessingCanvas" xmlns:cx="http://schemas.microsoft.com/office/drawing/2014/chartex" xmlns:cx1="http://schemas.microsoft.com/office/drawing/2015/9/8/chartex" xmlns:cx2="http://schemas.microsoft.com/office/drawing/2015/10/21/chartex" xmlns:cx3="http://schemas.microsoft.com/office/drawing/2016/5/9/chartex" xmlns:cx4="http://schemas.microsoft.com/office/drawing/2016/5/10/chartex" xmlns:cx5="http://schemas.microsoft.com/office/drawing/2016/5/11/chartex" xmlns:cx6="http://schemas.microsoft.com/office/drawing/2016/5/12/chartex" xmlns:cx7="http://schemas.microsoft.com/office/drawing/2016/5/13/chartex" xmlns:cx8="http://schemas.microsoft.com/office/drawing/2016/5/14/chartex" xmlns:mc="http://schemas.openxmlformats.org/markup-compatibility/2006" xmlns:aink="http://schemas.microsoft.com/office/drawing/2016/ink" xmlns:am3d="http://schemas.microsoft.com/office/drawing/2017/model3d" xmlns:o="urn:schemas-microsoft-com:office:office" xmlns:oel="http://schemas.microsoft.com/office/2019/extlst" xmlns:r="http://schemas.openxmlformats.org/officeDocument/2006/relationships" xmlns:m="http://schemas.openxmlformats.org/officeDocument/2006/math" xmlns:v="urn:schemas-microsoft-com:vml" xmlns:wp14="http://schemas.microsoft.com/office/word/2010/wordprocessingDrawing" xmlns:wp="http://schemas.openxmlformats.org/drawingml/2006/wordprocessingDrawing" xmlns:w10="urn:schemas-microsoft-com:office:word" xmlns:w="http://schemas.openxmlformats.org/wordprocessingml/2006/main" xmlns:w14="http://schemas.microsoft.com/office/word/2010/wordml" xmlns:w15="http://schemas.microsoft.com/office/word/2012/wordml" xmlns:w16cex="http://schemas.microsoft.com/office/word/2018/wordml/cex" xmlns:w16cid="http://schemas.microsoft.com/office/word/2016/wordml/cid" xmlns:w16="http://schemas.microsoft.com/office/word/2018/wordml" xmlns:w16du="http://schemas.microsoft.com/office/word/2023/wordml/word16du" xmlns:w16sdtdh="http://schemas.microsoft.com/office/word/2020/wordml/sdtdatahash" xmlns:w16sdtfl="http://schemas.microsoft.com/office/word/2024/wordml/sdtformatlock" xmlns:w16se="http://schemas.microsoft.com/office/word/2015/wordml/symex" xmlns:wpg="http://schemas.microsoft.com/office/word/2010/wordprocessingGroup" xmlns:wpi="http://schemas.microsoft.com/office/word/2010/wordprocessingInk" xmlns:wne="http://schemas.microsoft.com/office/word/2006/wordml" xmlns:wps="http://schemas.microsoft.com/office/word/2010/wordprocessingShape" mc:Ignorable="w14 w15 w16se w16cid w16 w16cex w16sdtdh w16sdtfl w16du wp14">
+<w:document xmlns:wpc="http://schemas.microsoft.com/office/word/2010/wordprocessingCanvas" xmlns:cx="http://schemas.microsoft.com/office/drawing/2014/chartex" xmlns:cx1="http://schemas.microsoft.com/office/drawing/2015/9/8/chartex" xmlns:cx2="http://schemas.microsoft.com/office/drawing/2015/10/21/chartex" xmlns:cx3="http://schemas.microsoft.com/office/drawing/2016/5/9/chartex" xmlns:cx4="http://schemas.microsoft.com/office/drawing/2016/5/10/chartex" xmlns:cx5="http://schemas.microsoft.com/office/drawing/2016/5/11/chartex" xmlns:cx6="http://schemas.microsoft.com/office/drawing/2016/5/12/chartex" xmlns:cx7="http://schemas.microsoft.com/office/drawing/2016/5/13/chartex" xmlns:cx8="http://schemas.microsoft.com/office/drawing/2016/5/14/chartex" xmlns:mc="http://schemas.openxmlformats.org/markup-compatibility/2006" xmlns:aink="http://schemas.microsoft.com/office/drawing/2016/ink" xmlns:am3d="http://schemas.microsoft.com/office/drawing/2017/model3d" xmlns:o="urn:schemas-microsoft-com:office:office" xmlns:oel="http://schemas.microsoft.com/office/2019/extlst" xmlns:r="http://schemas.openxmlformats.org/officeDocument/2006/relationships" xmlns:m="http://schemas.openxmlformats.org/officeDocument/2006/math" xmlns:v="urn:schemas-microsoft-com:vml" xmlns:wp14="http://schemas.microsoft.com/office/word/2010/wordprocessingDrawing" xmlns:wp="http://schemas.openxmlformats.org/drawingml/2006/wordprocessingDrawing" xmlns:w10="urn:schemas-microsoft-com:office:word" xmlns:w="http://schemas.openxmlformats.org/wordprocessingml/2006/main" xmlns:w14="http://schemas.microsoft.com/office/word/2010/wordml" xmlns:w15="http://schemas.microsoft.com/office/word/2012/wordml" xmlns:w16cei="http://schemas.microsoft.com/office/word/2026/wordml/cei" xmlns:w16cex="http://schemas.microsoft.com/office/word/2018/wordml/cex" xmlns:w16cid="http://schemas.microsoft.com/office/word/2016/wordml/cid" xmlns:w16="http://schemas.microsoft.com/office/word/2018/wordml" xmlns:w16du="http://schemas.microsoft.com/office/word/2023/wordml/word16du" xmlns:w16sdtdh="http://schemas.microsoft.com/office/word/2020/wordml/sdtdatahash" xmlns:w16sdtfl="http://schemas.microsoft.com/office/word/2024/wordml/sdtformatlock" xmlns:w16se="http://schemas.microsoft.com/office/word/2015/wordml/symex" xmlns:wpg="http://schemas.microsoft.com/office/word/2010/wordprocessingGroup" xmlns:wpi="http://schemas.microsoft.com/office/word/2010/wordprocessingInk" xmlns:wne="http://schemas.microsoft.com/office/word/2006/wordml" xmlns:wps="http://schemas.microsoft.com/office/word/2010/wordprocessingShape" mc:Ignorable="w14 w15 w16se w16cid w16 w16cex w16sdtdh w16sdtfl w16du wp14">
   <w:body>
     <w:p>
       <w:pPr>
@@ -61,7 +61,7 @@
         <w:jc w:val="center"/>
       </w:pPr>
       <w:r>
-        <w:t>DSC 680</w:t>
+        <w:t>Prof Ashton Xu</w:t>
       </w:r>
     </w:p>
     <w:p>
@@ -70,6 +70,15 @@
         <w:jc w:val="center"/>
       </w:pPr>
       <w:r>
+        <w:t>DSC 680</w:t>
+      </w:r>
+    </w:p>
+    <w:p>
+      <w:pPr>
+        <w:spacing w:after="60"/>
+        <w:jc w:val="center"/>
+      </w:pPr>
+      <w:r>
         <w:t>June 2026</w:t>
       </w:r>
     </w:p>
@@ -190,6 +199,7 @@
         <w:pStyle w:val="Heading1"/>
       </w:pPr>
       <w:r>
+        <w:lastRenderedPageBreak/>
         <w:t>Background / History</w:t>
       </w:r>
     </w:p>
@@ -198,7 +208,6 @@
         <w:spacing w:after="120"/>
       </w:pPr>
       <w:r>
-        <w:lastRenderedPageBreak/>
         <w:t>BigMart collected 2013 sales data for 1,559 products across 10 outlets in various cities. Outlet attributes (type, size, location tier, establishment year) and product attributes (MRP, weight, visibility, item type, fat content) are available as predictors. The dataset is a standard benchmark for retail sales regression, with publicly known challenges including right-skewed target distribution, missing values in Item_Weight and Outlet_Size, and zero-valued Item_Visibility entries that are physically implausible.</w:t>
       </w:r>
     </w:p>
@@ -406,6 +415,7 @@
         <w:spacing w:after="80"/>
       </w:pPr>
       <w:r>
+        <w:lastRenderedPageBreak/>
         <w:t>Outlier handling (train-fit thresholds) — IQR upper bound for Item_Visibility fit on X_train, cap applied to X_train, X_test, and df_test</w:t>
       </w:r>
     </w:p>
@@ -419,7 +429,6 @@
         <w:spacing w:after="80"/>
       </w:pPr>
       <w:r>
-        <w:lastRenderedPageBreak/>
         <w:t>Feature engineering — bins (MRP_bin, Weight_bin using qcut edges from X_train), calorie proxy (Calorie_Count_per_givenwt), Outlet_Existence, Outlet_Status, Item_Frequency, Item_Identifier_Type</w:t>
       </w:r>
     </w:p>
@@ -854,6 +863,7 @@
                 <w:sz w:val="22"/>
                 <w:szCs w:val="22"/>
               </w:rPr>
+              <w:lastRenderedPageBreak/>
               <w:t>Outlet_Type</w:t>
             </w:r>
           </w:p>
@@ -964,7 +974,6 @@
                 <w:sz w:val="22"/>
                 <w:szCs w:val="22"/>
               </w:rPr>
-              <w:lastRenderedPageBreak/>
               <w:t>Outlet_Size</w:t>
             </w:r>
           </w:p>
@@ -1928,6 +1937,7 @@
         <w:spacing w:after="80"/>
       </w:pPr>
       <w:r>
+        <w:lastRenderedPageBreak/>
         <w:t>5-fold cross-validation on the CV-train split (80% of labeled data): reports RMSE mean ± std, MAE mean ± std, R² mean ± std, and OOF RMSE</w:t>
       </w:r>
     </w:p>
@@ -1941,7 +1951,6 @@
         <w:spacing w:after="80"/>
       </w:pPr>
       <w:r>
-        <w:lastRenderedPageBreak/>
         <w:t>Single holdout evaluation on the remaining 20%: one honest confirmation after model selection, never used for fitting or tuning</w:t>
       </w:r>
     </w:p>
@@ -4603,7 +4612,7 @@
 </file>
 
 <file path=word/numbering.xml><?xml version="1.0" encoding="utf-8"?>
-<w:numbering xmlns:wpc="http://schemas.microsoft.com/office/word/2010/wordprocessingCanvas" xmlns:cx="http://schemas.microsoft.com/office/drawing/2014/chartex" xmlns:cx1="http://schemas.microsoft.com/office/drawing/2015/9/8/chartex" xmlns:cx2="http://schemas.microsoft.com/office/drawing/2015/10/21/chartex" xmlns:cx3="http://schemas.microsoft.com/office/drawing/2016/5/9/chartex" xmlns:cx4="http://schemas.microsoft.com/office/drawing/2016/5/10/chartex" xmlns:cx5="http://schemas.microsoft.com/office/drawing/2016/5/11/chartex" xmlns:cx6="http://schemas.microsoft.com/office/drawing/2016/5/12/chartex" xmlns:cx7="http://schemas.microsoft.com/office/drawing/2016/5/13/chartex" xmlns:cx8="http://schemas.microsoft.com/office/drawing/2016/5/14/chartex" xmlns:mc="http://schemas.openxmlformats.org/markup-compatibility/2006" xmlns:aink="http://schemas.microsoft.com/office/drawing/2016/ink" xmlns:am3d="http://schemas.microsoft.com/office/drawing/2017/model3d" xmlns:o="urn:schemas-microsoft-com:office:office" xmlns:oel="http://schemas.microsoft.com/office/2019/extlst" xmlns:r="http://schemas.openxmlformats.org/officeDocument/2006/relationships" xmlns:m="http://schemas.openxmlformats.org/officeDocument/2006/math" xmlns:v="urn:schemas-microsoft-com:vml" xmlns:wp14="http://schemas.microsoft.com/office/word/2010/wordprocessingDrawing" xmlns:wp="http://schemas.openxmlformats.org/drawingml/2006/wordprocessingDrawing" xmlns:w10="urn:schemas-microsoft-com:office:word" xmlns:w="http://schemas.openxmlformats.org/wordprocessingml/2006/main" xmlns:w14="http://schemas.microsoft.com/office/word/2010/wordml" xmlns:w15="http://schemas.microsoft.com/office/word/2012/wordml" xmlns:w16cex="http://schemas.microsoft.com/office/word/2018/wordml/cex" xmlns:w16cid="http://schemas.microsoft.com/office/word/2016/wordml/cid" xmlns:w16="http://schemas.microsoft.com/office/word/2018/wordml" xmlns:w16du="http://schemas.microsoft.com/office/word/2023/wordml/word16du" xmlns:w16sdtdh="http://schemas.microsoft.com/office/word/2020/wordml/sdtdatahash" xmlns:w16sdtfl="http://schemas.microsoft.com/office/word/2024/wordml/sdtformatlock" xmlns:w16se="http://schemas.microsoft.com/office/word/2015/wordml/symex" xmlns:wpg="http://schemas.microsoft.com/office/word/2010/wordprocessingGroup" xmlns:wpi="http://schemas.microsoft.com/office/word/2010/wordprocessingInk" xmlns:wne="http://schemas.microsoft.com/office/word/2006/wordml" xmlns:wps="http://schemas.microsoft.com/office/word/2010/wordprocessingShape" mc:Ignorable="w14 w15 w16se w16cid w16 w16cex w16sdtdh w16sdtfl w16du wp14">
+<w:numbering xmlns:wpc="http://schemas.microsoft.com/office/word/2010/wordprocessingCanvas" xmlns:cx="http://schemas.microsoft.com/office/drawing/2014/chartex" xmlns:cx1="http://schemas.microsoft.com/office/drawing/2015/9/8/chartex" xmlns:cx2="http://schemas.microsoft.com/office/drawing/2015/10/21/chartex" xmlns:cx3="http://schemas.microsoft.com/office/drawing/2016/5/9/chartex" xmlns:cx4="http://schemas.microsoft.com/office/drawing/2016/5/10/chartex" xmlns:cx5="http://schemas.microsoft.com/office/drawing/2016/5/11/chartex" xmlns:cx6="http://schemas.microsoft.com/office/drawing/2016/5/12/chartex" xmlns:cx7="http://schemas.microsoft.com/office/drawing/2016/5/13/chartex" xmlns:cx8="http://schemas.microsoft.com/office/drawing/2016/5/14/chartex" xmlns:mc="http://schemas.openxmlformats.org/markup-compatibility/2006" xmlns:aink="http://schemas.microsoft.com/office/drawing/2016/ink" xmlns:am3d="http://schemas.microsoft.com/office/drawing/2017/model3d" xmlns:o="urn:schemas-microsoft-com:office:office" xmlns:oel="http://schemas.microsoft.com/office/2019/extlst" xmlns:r="http://schemas.openxmlformats.org/officeDocument/2006/relationships" xmlns:m="http://schemas.openxmlformats.org/officeDocument/2006/math" xmlns:v="urn:schemas-microsoft-com:vml" xmlns:wp14="http://schemas.microsoft.com/office/word/2010/wordprocessingDrawing" xmlns:wp="http://schemas.openxmlformats.org/drawingml/2006/wordprocessingDrawing" xmlns:w10="urn:schemas-microsoft-com:office:word" xmlns:w="http://schemas.openxmlformats.org/wordprocessingml/2006/main" xmlns:w14="http://schemas.microsoft.com/office/word/2010/wordml" xmlns:w15="http://schemas.microsoft.com/office/word/2012/wordml" xmlns:w16cei="http://schemas.microsoft.com/office/word/2026/wordml/cei" xmlns:w16cex="http://schemas.microsoft.com/office/word/2018/wordml/cex" xmlns:w16cid="http://schemas.microsoft.com/office/word/2016/wordml/cid" xmlns:w16="http://schemas.microsoft.com/office/word/2018/wordml" xmlns:w16du="http://schemas.microsoft.com/office/word/2023/wordml/word16du" xmlns:w16sdtdh="http://schemas.microsoft.com/office/word/2020/wordml/sdtdatahash" xmlns:w16sdtfl="http://schemas.microsoft.com/office/word/2024/wordml/sdtformatlock" xmlns:w16se="http://schemas.microsoft.com/office/word/2015/wordml/symex" xmlns:wpg="http://schemas.microsoft.com/office/word/2010/wordprocessingGroup" xmlns:wpi="http://schemas.microsoft.com/office/word/2010/wordprocessingInk" xmlns:wne="http://schemas.microsoft.com/office/word/2006/wordml" xmlns:wps="http://schemas.microsoft.com/office/word/2010/wordprocessingShape" mc:Ignorable="w14 w15 w16se w16cid w16 w16cex w16sdtdh w16sdtfl w16du wp14">
   <w:abstractNum w:abstractNumId="0" w15:restartNumberingAfterBreak="0">
     <w:nsid w:val="033A7EBE"/>
     <w:multiLevelType w:val="hybridMultilevel"/>
